--- a/fra/docx/008.content.docx
+++ b/fra/docx/008.content.docx
@@ -19,7 +19,7 @@
         <w:rPr>
           <w:lang w:val="fr_FR" w:bidi="fr_FR"/>
         </w:rPr>
-        <w:t>Resource: Tyndale Open Study Notes</w:t>
+        <w:t>Resource: Aquifer Open Study Notes (Profiles)</w:t>
       </w:r>
       <w:r>
         <w:rPr>
@@ -112,7 +112,7 @@
         <w:rPr>
           <w:lang w:val="fr_FR" w:bidi="fr_FR"/>
         </w:rPr>
-        <w:t>Tyndale Open Study Notes</w:t>
+        <w:t>Aquifer Open Study Notes (Profiles)</w:t>
       </w:r>
     </w:p>
     <w:p>

--- a/fra/docx/008.content.docx
+++ b/fra/docx/008.content.docx
@@ -289,36 +289,24 @@
         </w:rPr>
         <w:t>Hérode Agrippa Ier persécuta activement les premiers chrétiens. Il est notamment connu pour avoir fait exécuter l'apôtre Jacques et arrêté Pierre, des actions qui plurent aux Juifs (</w:t>
       </w:r>
-      <w:hyperlink r:id="rId13">
-        <w:r>
-          <w:rPr>
-            <w:lang w:val="fr_FR" w:bidi="fr_FR"/>
-          </w:rPr>
-          <w:rPr>
-            <w:color w:val="0000EE"/>
-            <w:u w:val="single"/>
-          </w:rPr>
-          <w:t>Ac 12.1–4</w:t>
-        </w:r>
-      </w:hyperlink>
+      <w:r>
+        <w:rPr>
+          <w:lang w:val="fr_FR" w:bidi="fr_FR"/>
+        </w:rPr>
+        <w:t>Ac 12.1–4</w:t>
+      </w:r>
       <w:r>
         <w:rPr>
           <w:lang w:val="fr_FR" w:bidi="fr_FR"/>
         </w:rPr>
         <w:t>). Les Juifs l'aimaient plus que tout autre Hérode. Agrippa mourut soudainement en 44 après J.-C., peu après que ses sujets l'ont loué comme s'il était un dieu (</w:t>
       </w:r>
-      <w:hyperlink r:id="rId14">
-        <w:r>
-          <w:rPr>
-            <w:lang w:val="fr_FR" w:bidi="fr_FR"/>
-          </w:rPr>
-          <w:rPr>
-            <w:color w:val="0000EE"/>
-            <w:u w:val="single"/>
-          </w:rPr>
-          <w:t>Ac 12.20–23</w:t>
-        </w:r>
-      </w:hyperlink>
+      <w:r>
+        <w:rPr>
+          <w:lang w:val="fr_FR" w:bidi="fr_FR"/>
+        </w:rPr>
+        <w:t>Ac 12.20–23</w:t>
+      </w:r>
       <w:r>
         <w:rPr>
           <w:lang w:val="fr_FR" w:bidi="fr_FR"/>
@@ -374,36 +362,24 @@
           <w:lang w:val="fr_FR" w:bidi="fr_FR"/>
         </w:rPr>
       </w:r>
-      <w:hyperlink r:id="rId13">
-        <w:r>
-          <w:rPr>
-            <w:lang w:val="fr_FR" w:bidi="fr_FR"/>
-          </w:rPr>
-          <w:rPr>
-            <w:color w:val="0000EE"/>
-            <w:u w:val="single"/>
-          </w:rPr>
-          <w:t>Ac 12.1–4</w:t>
-        </w:r>
-      </w:hyperlink>
+      <w:r>
+        <w:rPr>
+          <w:lang w:val="fr_FR" w:bidi="fr_FR"/>
+        </w:rPr>
+        <w:t>Ac 12.1–4</w:t>
+      </w:r>
       <w:r>
         <w:rPr>
           <w:lang w:val="fr_FR" w:bidi="fr_FR"/>
         </w:rPr>
         <w:t xml:space="preserve">, </w:t>
       </w:r>
-      <w:hyperlink r:id="rId15">
-        <w:r>
-          <w:rPr>
-            <w:lang w:val="fr_FR" w:bidi="fr_FR"/>
-          </w:rPr>
-          <w:rPr>
-            <w:color w:val="0000EE"/>
-            <w:u w:val="single"/>
-          </w:rPr>
-          <w:t>18–23</w:t>
-        </w:r>
-      </w:hyperlink>
+      <w:r>
+        <w:rPr>
+          <w:lang w:val="fr_FR" w:bidi="fr_FR"/>
+        </w:rPr>
+        <w:t>18–23</w:t>
+      </w:r>
       <w:r>
         <w:rPr>
           <w:lang w:val="fr_FR" w:bidi="fr_FR"/>
@@ -452,18 +428,12 @@
         </w:rPr>
         <w:t>Hérode Agrippa II, fils d'Hérode Agrippa Ier, succéda à son père et régna sur la Palestine de 50 à 100 après J.-C., contrôlant ainsi à peu près la même taille de territoire que son arrière-grand-père, Hérode le Grand. Agrippa II était responsable de la gestion du trésor du temple et avait le pouvoir de nommer le souverain sacrificateur. Toutefois, il fut impopulaire auprès des Juifs en raison de sa relation jugée inappropriée avec sa sœur Bérénice. Les Romains sollicitaient régulièrement son avis sur les questions religieuses, ce qui conduisit Festus à l'inviter à entendre la défense de l'apôtre Paul à Césarée en 59 après J.-C (</w:t>
       </w:r>
-      <w:hyperlink r:id="rId16">
-        <w:r>
-          <w:rPr>
-            <w:lang w:val="fr_FR" w:bidi="fr_FR"/>
-          </w:rPr>
-          <w:rPr>
-            <w:color w:val="0000EE"/>
-            <w:u w:val="single"/>
-          </w:rPr>
-          <w:t>Ac 25.13–26.32</w:t>
-        </w:r>
-      </w:hyperlink>
+      <w:r>
+        <w:rPr>
+          <w:lang w:val="fr_FR" w:bidi="fr_FR"/>
+        </w:rPr>
+        <w:t>Ac 25.13–26.32</w:t>
+      </w:r>
       <w:r>
         <w:rPr>
           <w:lang w:val="fr_FR" w:bidi="fr_FR"/>
@@ -600,18 +570,12 @@
           <w:lang w:val="fr_FR" w:bidi="fr_FR"/>
         </w:rPr>
       </w:r>
-      <w:hyperlink r:id="rId16">
-        <w:r>
-          <w:rPr>
-            <w:lang w:val="fr_FR" w:bidi="fr_FR"/>
-          </w:rPr>
-          <w:rPr>
-            <w:color w:val="0000EE"/>
-            <w:u w:val="single"/>
-          </w:rPr>
-          <w:t>Ac 25.13–26.32</w:t>
-        </w:r>
-      </w:hyperlink>
+      <w:r>
+        <w:rPr>
+          <w:lang w:val="fr_FR" w:bidi="fr_FR"/>
+        </w:rPr>
+        <w:t>Ac 25.13–26.32</w:t>
+      </w:r>
       <w:r>
         <w:rPr>
           <w:lang w:val="fr_FR" w:bidi="fr_FR"/>
@@ -688,54 +652,36 @@
         </w:rPr>
         <w:t>Hérode Antipas causa la consternation de nombreux Juifs en divorçant de sa femme pour épouser Hérodias, l'épouse de son demi-frère Hérode Philippe. Ce mariage contrevenait à la loi de Moïse, puisque le frère d'Hérode, Philippe, était encore en vie (</w:t>
       </w:r>
-      <w:hyperlink r:id="rId17">
-        <w:r>
-          <w:rPr>
-            <w:lang w:val="fr_FR" w:bidi="fr_FR"/>
-          </w:rPr>
-          <w:rPr>
-            <w:color w:val="0000EE"/>
-            <w:u w:val="single"/>
-          </w:rPr>
-          <w:t>Lv 18.16</w:t>
-        </w:r>
-      </w:hyperlink>
+      <w:r>
+        <w:rPr>
+          <w:lang w:val="fr_FR" w:bidi="fr_FR"/>
+        </w:rPr>
+        <w:t>Lv 18.16</w:t>
+      </w:r>
       <w:r>
         <w:rPr>
           <w:lang w:val="fr_FR" w:bidi="fr_FR"/>
         </w:rPr>
         <w:t xml:space="preserve"> ; </w:t>
       </w:r>
-      <w:hyperlink r:id="rId18">
-        <w:r>
-          <w:rPr>
-            <w:lang w:val="fr_FR" w:bidi="fr_FR"/>
-          </w:rPr>
-          <w:rPr>
-            <w:color w:val="0000EE"/>
-            <w:u w:val="single"/>
-          </w:rPr>
-          <w:t>20.21</w:t>
-        </w:r>
-      </w:hyperlink>
+      <w:r>
+        <w:rPr>
+          <w:lang w:val="fr_FR" w:bidi="fr_FR"/>
+        </w:rPr>
+        <w:t>20.21</w:t>
+      </w:r>
       <w:r>
         <w:rPr>
           <w:lang w:val="fr_FR" w:bidi="fr_FR"/>
         </w:rPr>
         <w:t>). Lorsque Jean-Baptiste condamna vivement ce mariage illégal, Antipas l'emprisonna (</w:t>
       </w:r>
-      <w:hyperlink r:id="rId19">
-        <w:r>
-          <w:rPr>
-            <w:lang w:val="fr_FR" w:bidi="fr_FR"/>
-          </w:rPr>
-          <w:rPr>
-            <w:color w:val="0000EE"/>
-            <w:u w:val="single"/>
-          </w:rPr>
-          <w:t>Mc 6.17–18</w:t>
-        </w:r>
-      </w:hyperlink>
+      <w:r>
+        <w:rPr>
+          <w:lang w:val="fr_FR" w:bidi="fr_FR"/>
+        </w:rPr>
+        <w:t>Mc 6.17–18</w:t>
+      </w:r>
       <w:r>
         <w:rPr>
           <w:lang w:val="fr_FR" w:bidi="fr_FR"/>
@@ -756,18 +702,12 @@
         </w:rPr>
         <w:t>Plus tard, lors d'un banquet, la danse de la fille d'Hérodias impressionna tant Hérode qu'il fit la promesse imprudente de lui accorder tout ce qu'elle souhaiterait. Profitant de cette situation, Hérodias demanda de faire décapiter Jean (</w:t>
       </w:r>
-      <w:hyperlink r:id="rId20">
-        <w:r>
-          <w:rPr>
-            <w:lang w:val="fr_FR" w:bidi="fr_FR"/>
-          </w:rPr>
-          <w:rPr>
-            <w:color w:val="0000EE"/>
-            <w:u w:val="single"/>
-          </w:rPr>
-          <w:t>Mt 14.1–12</w:t>
-        </w:r>
-      </w:hyperlink>
+      <w:r>
+        <w:rPr>
+          <w:lang w:val="fr_FR" w:bidi="fr_FR"/>
+        </w:rPr>
+        <w:t>Mt 14.1–12</w:t>
+      </w:r>
       <w:r>
         <w:rPr>
           <w:lang w:val="fr_FR" w:bidi="fr_FR"/>
@@ -788,18 +728,12 @@
         </w:rPr>
         <w:t>Lorsque Jésus fut arrêté, Pilate ne constata aucune faute en lui et le renvoya à Hérode Antipas, qui se trouvait à Jérusalem pour la Pâque. Il est possible que Pilate cherchât également à améliorer ses relations avec Antipas, dont les rapports avaient été tendus depuis le massacre en Galilée (</w:t>
       </w:r>
-      <w:hyperlink r:id="rId21">
-        <w:r>
-          <w:rPr>
-            <w:lang w:val="fr_FR" w:bidi="fr_FR"/>
-          </w:rPr>
-          <w:rPr>
-            <w:color w:val="0000EE"/>
-            <w:u w:val="single"/>
-          </w:rPr>
-          <w:t>Lc 13.1</w:t>
-        </w:r>
-      </w:hyperlink>
+      <w:r>
+        <w:rPr>
+          <w:lang w:val="fr_FR" w:bidi="fr_FR"/>
+        </w:rPr>
+        <w:t>Lc 13.1</w:t>
+      </w:r>
       <w:r>
         <w:rPr>
           <w:lang w:val="fr_FR" w:bidi="fr_FR"/>
@@ -819,36 +753,24 @@
         </w:rPr>
         <w:t xml:space="preserve"> 299–304), et qui témoignaient d'un profond manque de respect envers Dieu et Ses lois. Lorsque Jésus fut présenté devant Antipas, celui-ci se contenta de se moquer de lui avant de le renvoyer à Pilate (</w:t>
       </w:r>
-      <w:hyperlink r:id="rId22">
-        <w:r>
-          <w:rPr>
-            <w:lang w:val="fr_FR" w:bidi="fr_FR"/>
-          </w:rPr>
-          <w:rPr>
-            <w:color w:val="0000EE"/>
-            <w:u w:val="single"/>
-          </w:rPr>
-          <w:t>Lc 23.6–11</w:t>
-        </w:r>
-      </w:hyperlink>
+      <w:r>
+        <w:rPr>
+          <w:lang w:val="fr_FR" w:bidi="fr_FR"/>
+        </w:rPr>
+        <w:t>Lc 23.6–11</w:t>
+      </w:r>
       <w:r>
         <w:rPr>
           <w:lang w:val="fr_FR" w:bidi="fr_FR"/>
         </w:rPr>
         <w:t>). L'effet politique principal qu'a eu cet événement fut une amélioration des relations entre Hérode et Pilate (</w:t>
       </w:r>
-      <w:hyperlink r:id="rId23">
-        <w:r>
-          <w:rPr>
-            <w:lang w:val="fr_FR" w:bidi="fr_FR"/>
-          </w:rPr>
-          <w:rPr>
-            <w:color w:val="0000EE"/>
-            <w:u w:val="single"/>
-          </w:rPr>
-          <w:t>Lc 23.12</w:t>
-        </w:r>
-      </w:hyperlink>
+      <w:r>
+        <w:rPr>
+          <w:lang w:val="fr_FR" w:bidi="fr_FR"/>
+        </w:rPr>
+        <w:t>Lc 23.12</w:t>
+      </w:r>
       <w:r>
         <w:rPr>
           <w:lang w:val="fr_FR" w:bidi="fr_FR"/>
@@ -892,180 +814,120 @@
           <w:lang w:val="fr_FR" w:bidi="fr_FR"/>
         </w:rPr>
       </w:r>
-      <w:hyperlink r:id="rId20">
-        <w:r>
-          <w:rPr>
-            <w:lang w:val="fr_FR" w:bidi="fr_FR"/>
-          </w:rPr>
-          <w:rPr>
-            <w:color w:val="0000EE"/>
-            <w:u w:val="single"/>
-          </w:rPr>
-          <w:t>Mt 14.1–12</w:t>
-        </w:r>
-      </w:hyperlink>
+      <w:r>
+        <w:rPr>
+          <w:lang w:val="fr_FR" w:bidi="fr_FR"/>
+        </w:rPr>
+        <w:t>Mt 14.1–12</w:t>
+      </w:r>
       <w:r>
         <w:rPr>
           <w:lang w:val="fr_FR" w:bidi="fr_FR"/>
         </w:rPr>
         <w:t xml:space="preserve"> ; </w:t>
       </w:r>
-      <w:hyperlink r:id="rId24">
-        <w:r>
-          <w:rPr>
-            <w:lang w:val="fr_FR" w:bidi="fr_FR"/>
-          </w:rPr>
-          <w:rPr>
-            <w:color w:val="0000EE"/>
-            <w:u w:val="single"/>
-          </w:rPr>
-          <w:t>Mc 1.14</w:t>
-        </w:r>
-      </w:hyperlink>
+      <w:r>
+        <w:rPr>
+          <w:lang w:val="fr_FR" w:bidi="fr_FR"/>
+        </w:rPr>
+        <w:t>Mc 1.14</w:t>
+      </w:r>
       <w:r>
         <w:rPr>
           <w:lang w:val="fr_FR" w:bidi="fr_FR"/>
         </w:rPr>
         <w:t xml:space="preserve"> ; </w:t>
       </w:r>
-      <w:hyperlink r:id="rId25">
-        <w:r>
-          <w:rPr>
-            <w:lang w:val="fr_FR" w:bidi="fr_FR"/>
-          </w:rPr>
-          <w:rPr>
-            <w:color w:val="0000EE"/>
-            <w:u w:val="single"/>
-          </w:rPr>
-          <w:t>6.14–29</w:t>
-        </w:r>
-      </w:hyperlink>
+      <w:r>
+        <w:rPr>
+          <w:lang w:val="fr_FR" w:bidi="fr_FR"/>
+        </w:rPr>
+        <w:t>6.14–29</w:t>
+      </w:r>
       <w:r>
         <w:rPr>
           <w:lang w:val="fr_FR" w:bidi="fr_FR"/>
         </w:rPr>
         <w:t xml:space="preserve"> ; </w:t>
       </w:r>
-      <w:hyperlink r:id="rId26">
-        <w:r>
-          <w:rPr>
-            <w:lang w:val="fr_FR" w:bidi="fr_FR"/>
-          </w:rPr>
-          <w:rPr>
-            <w:color w:val="0000EE"/>
-            <w:u w:val="single"/>
-          </w:rPr>
-          <w:t>Lc 3.1</w:t>
-        </w:r>
-      </w:hyperlink>
+      <w:r>
+        <w:rPr>
+          <w:lang w:val="fr_FR" w:bidi="fr_FR"/>
+        </w:rPr>
+        <w:t>Lc 3.1</w:t>
+      </w:r>
       <w:r>
         <w:rPr>
           <w:lang w:val="fr_FR" w:bidi="fr_FR"/>
         </w:rPr>
         <w:t xml:space="preserve">, </w:t>
       </w:r>
-      <w:hyperlink r:id="rId27">
-        <w:r>
-          <w:rPr>
-            <w:lang w:val="fr_FR" w:bidi="fr_FR"/>
-          </w:rPr>
-          <w:rPr>
-            <w:color w:val="0000EE"/>
-            <w:u w:val="single"/>
-          </w:rPr>
-          <w:t>19–20</w:t>
-        </w:r>
-      </w:hyperlink>
+      <w:r>
+        <w:rPr>
+          <w:lang w:val="fr_FR" w:bidi="fr_FR"/>
+        </w:rPr>
+        <w:t>19–20</w:t>
+      </w:r>
       <w:r>
         <w:rPr>
           <w:lang w:val="fr_FR" w:bidi="fr_FR"/>
         </w:rPr>
         <w:t xml:space="preserve"> ; </w:t>
       </w:r>
-      <w:hyperlink r:id="rId28">
-        <w:r>
-          <w:rPr>
-            <w:lang w:val="fr_FR" w:bidi="fr_FR"/>
-          </w:rPr>
-          <w:rPr>
-            <w:color w:val="0000EE"/>
-            <w:u w:val="single"/>
-          </w:rPr>
-          <w:t>9.7–9</w:t>
-        </w:r>
-      </w:hyperlink>
+      <w:r>
+        <w:rPr>
+          <w:lang w:val="fr_FR" w:bidi="fr_FR"/>
+        </w:rPr>
+        <w:t>9.7–9</w:t>
+      </w:r>
       <w:r>
         <w:rPr>
           <w:lang w:val="fr_FR" w:bidi="fr_FR"/>
         </w:rPr>
         <w:t xml:space="preserve"> ; </w:t>
       </w:r>
-      <w:hyperlink r:id="rId29">
-        <w:r>
-          <w:rPr>
-            <w:lang w:val="fr_FR" w:bidi="fr_FR"/>
-          </w:rPr>
-          <w:rPr>
-            <w:color w:val="0000EE"/>
-            <w:u w:val="single"/>
-          </w:rPr>
-          <w:t>13.31–33</w:t>
-        </w:r>
-      </w:hyperlink>
+      <w:r>
+        <w:rPr>
+          <w:lang w:val="fr_FR" w:bidi="fr_FR"/>
+        </w:rPr>
+        <w:t>13.31–33</w:t>
+      </w:r>
       <w:r>
         <w:rPr>
           <w:lang w:val="fr_FR" w:bidi="fr_FR"/>
         </w:rPr>
         <w:t xml:space="preserve"> ; </w:t>
       </w:r>
-      <w:hyperlink r:id="rId30">
-        <w:r>
-          <w:rPr>
-            <w:lang w:val="fr_FR" w:bidi="fr_FR"/>
-          </w:rPr>
-          <w:rPr>
-            <w:color w:val="0000EE"/>
-            <w:u w:val="single"/>
-          </w:rPr>
-          <w:t>23.7–12</w:t>
-        </w:r>
-      </w:hyperlink>
+      <w:r>
+        <w:rPr>
+          <w:lang w:val="fr_FR" w:bidi="fr_FR"/>
+        </w:rPr>
+        <w:t>23.7–12</w:t>
+      </w:r>
       <w:r>
         <w:rPr>
           <w:lang w:val="fr_FR" w:bidi="fr_FR"/>
         </w:rPr>
         <w:t xml:space="preserve">, </w:t>
       </w:r>
-      <w:hyperlink r:id="rId31">
-        <w:r>
-          <w:rPr>
-            <w:lang w:val="fr_FR" w:bidi="fr_FR"/>
-          </w:rPr>
-          <w:rPr>
-            <w:color w:val="0000EE"/>
-            <w:u w:val="single"/>
-          </w:rPr>
-          <w:t>15</w:t>
-        </w:r>
-      </w:hyperlink>
+      <w:r>
+        <w:rPr>
+          <w:lang w:val="fr_FR" w:bidi="fr_FR"/>
+        </w:rPr>
+        <w:t>15</w:t>
+      </w:r>
       <w:r>
         <w:rPr>
           <w:lang w:val="fr_FR" w:bidi="fr_FR"/>
         </w:rPr>
         <w:t xml:space="preserve"> ; </w:t>
       </w:r>
-      <w:hyperlink r:id="rId32">
-        <w:r>
-          <w:rPr>
-            <w:lang w:val="fr_FR" w:bidi="fr_FR"/>
-          </w:rPr>
-          <w:rPr>
-            <w:color w:val="0000EE"/>
-            <w:u w:val="single"/>
-          </w:rPr>
-          <w:t>Ac 4.27</w:t>
-        </w:r>
-      </w:hyperlink>
+      <w:r>
+        <w:rPr>
+          <w:lang w:val="fr_FR" w:bidi="fr_FR"/>
+        </w:rPr>
+        <w:t>Ac 4.27</w:t>
+      </w:r>
       <w:r>
         <w:rPr>
           <w:lang w:val="fr_FR" w:bidi="fr_FR"/>
@@ -1114,36 +976,24 @@
         </w:rPr>
         <w:t>Hérode le Grand fut le roi de Judée, nommé par les Romains, de 37 à 4 av. J.‑C. Il était gouverneur au moment de la naissance de Jésus (</w:t>
       </w:r>
-      <w:hyperlink r:id="rId33">
-        <w:r>
-          <w:rPr>
-            <w:lang w:val="fr_FR" w:bidi="fr_FR"/>
-          </w:rPr>
-          <w:rPr>
-            <w:color w:val="0000EE"/>
-            <w:u w:val="single"/>
-          </w:rPr>
-          <w:t>Mt 2.1</w:t>
-        </w:r>
-      </w:hyperlink>
+      <w:r>
+        <w:rPr>
+          <w:lang w:val="fr_FR" w:bidi="fr_FR"/>
+        </w:rPr>
+        <w:t>Mt 2.1</w:t>
+      </w:r>
       <w:r>
         <w:rPr>
           <w:lang w:val="fr_FR" w:bidi="fr_FR"/>
         </w:rPr>
         <w:t xml:space="preserve"> ; </w:t>
       </w:r>
-      <w:hyperlink r:id="rId34">
-        <w:r>
-          <w:rPr>
-            <w:lang w:val="fr_FR" w:bidi="fr_FR"/>
-          </w:rPr>
-          <w:rPr>
-            <w:color w:val="0000EE"/>
-            <w:u w:val="single"/>
-          </w:rPr>
-          <w:t>Lc 1.5</w:t>
-        </w:r>
-      </w:hyperlink>
+      <w:r>
+        <w:rPr>
+          <w:lang w:val="fr_FR" w:bidi="fr_FR"/>
+        </w:rPr>
+        <w:t>Lc 1.5</w:t>
+      </w:r>
       <w:r>
         <w:rPr>
           <w:lang w:val="fr_FR" w:bidi="fr_FR"/>
@@ -1257,18 +1107,12 @@
         </w:rPr>
         <w:t xml:space="preserve">Vers la fin de son règne, lorsqu'il apprit que Jésus serait un futur « roi », il tenta de le faire tuer. Incapable de retrouver l'enfant, il ordonna le massacre de tous les garçons de moins de deux ans dans la région de Bethléhem (voir </w:t>
       </w:r>
-      <w:hyperlink r:id="rId35">
-        <w:r>
-          <w:rPr>
-            <w:lang w:val="fr_FR" w:bidi="fr_FR"/>
-          </w:rPr>
-          <w:rPr>
-            <w:color w:val="0000EE"/>
-            <w:u w:val="single"/>
-          </w:rPr>
-          <w:t>Mt 2.1–20</w:t>
-        </w:r>
-      </w:hyperlink>
+      <w:r>
+        <w:rPr>
+          <w:lang w:val="fr_FR" w:bidi="fr_FR"/>
+        </w:rPr>
+        <w:t>Mt 2.1–20</w:t>
+      </w:r>
       <w:r>
         <w:rPr>
           <w:lang w:val="fr_FR" w:bidi="fr_FR"/>
@@ -1318,36 +1162,24 @@
           <w:lang w:val="fr_FR" w:bidi="fr_FR"/>
         </w:rPr>
       </w:r>
-      <w:hyperlink r:id="rId35">
-        <w:r>
-          <w:rPr>
-            <w:lang w:val="fr_FR" w:bidi="fr_FR"/>
-          </w:rPr>
-          <w:rPr>
-            <w:color w:val="0000EE"/>
-            <w:u w:val="single"/>
-          </w:rPr>
-          <w:t>Mt 2.1–20</w:t>
-        </w:r>
-      </w:hyperlink>
+      <w:r>
+        <w:rPr>
+          <w:lang w:val="fr_FR" w:bidi="fr_FR"/>
+        </w:rPr>
+        <w:t>Mt 2.1–20</w:t>
+      </w:r>
       <w:r>
         <w:rPr>
           <w:lang w:val="fr_FR" w:bidi="fr_FR"/>
         </w:rPr>
         <w:t xml:space="preserve"> ; </w:t>
       </w:r>
-      <w:hyperlink r:id="rId34">
-        <w:r>
-          <w:rPr>
-            <w:lang w:val="fr_FR" w:bidi="fr_FR"/>
-          </w:rPr>
-          <w:rPr>
-            <w:color w:val="0000EE"/>
-            <w:u w:val="single"/>
-          </w:rPr>
-          <w:t>Lc 1.5</w:t>
-        </w:r>
-      </w:hyperlink>
+      <w:r>
+        <w:rPr>
+          <w:lang w:val="fr_FR" w:bidi="fr_FR"/>
+        </w:rPr>
+        <w:t>Lc 1.5</w:t>
+      </w:r>
       <w:r>
         <w:rPr>
           <w:lang w:val="fr_FR" w:bidi="fr_FR"/>
@@ -1424,144 +1256,96 @@
         </w:rPr>
         <w:t>Heth, ancêtre des Hétiens, est mentionné dans une généalogie biblique appelée la « table des peuples » comme étant le deuxième fils de Canaan (</w:t>
       </w:r>
-      <w:hyperlink r:id="rId36">
-        <w:r>
-          <w:rPr>
-            <w:lang w:val="fr_FR" w:bidi="fr_FR"/>
-          </w:rPr>
-          <w:rPr>
-            <w:color w:val="0000EE"/>
-            <w:u w:val="single"/>
-          </w:rPr>
-          <w:t xml:space="preserve">Gn 10.15 </w:t>
-        </w:r>
-      </w:hyperlink>
+      <w:r>
+        <w:rPr>
+          <w:lang w:val="fr_FR" w:bidi="fr_FR"/>
+        </w:rPr>
+        <w:t xml:space="preserve">Gn 10.15 </w:t>
+      </w:r>
       <w:r>
         <w:rPr>
           <w:lang w:val="fr_FR" w:bidi="fr_FR"/>
         </w:rPr>
         <w:t xml:space="preserve">; voir aussi </w:t>
       </w:r>
-      <w:hyperlink r:id="rId37">
-        <w:r>
-          <w:rPr>
-            <w:lang w:val="fr_FR" w:bidi="fr_FR"/>
-          </w:rPr>
-          <w:rPr>
-            <w:color w:val="0000EE"/>
-            <w:u w:val="single"/>
-          </w:rPr>
-          <w:t>1Ch 1.13</w:t>
-        </w:r>
-      </w:hyperlink>
+      <w:r>
+        <w:rPr>
+          <w:lang w:val="fr_FR" w:bidi="fr_FR"/>
+        </w:rPr>
+        <w:t>1Ch 1.13</w:t>
+      </w:r>
       <w:r>
         <w:rPr>
           <w:lang w:val="fr_FR" w:bidi="fr_FR"/>
         </w:rPr>
         <w:t xml:space="preserve"> et sa note en bas de page). Les fils de Heth sont principalement mentionnés dans l'histoire d'Abraham achetant la grotte de Macpéla (</w:t>
       </w:r>
-      <w:hyperlink r:id="rId38">
-        <w:r>
-          <w:rPr>
-            <w:lang w:val="fr_FR" w:bidi="fr_FR"/>
-          </w:rPr>
-          <w:rPr>
-            <w:color w:val="0000EE"/>
-            <w:u w:val="single"/>
-          </w:rPr>
-          <w:t>Gn 23</w:t>
-        </w:r>
-      </w:hyperlink>
+      <w:r>
+        <w:rPr>
+          <w:lang w:val="fr_FR" w:bidi="fr_FR"/>
+        </w:rPr>
+        <w:t>Gn 23</w:t>
+      </w:r>
       <w:r>
         <w:rPr>
           <w:lang w:val="fr_FR" w:bidi="fr_FR"/>
         </w:rPr>
         <w:t>). Plus tard, Dieu dit aux Israélites de détruire tous les Hétiens présents dans la terre promise (</w:t>
       </w:r>
-      <w:hyperlink r:id="rId39">
-        <w:r>
-          <w:rPr>
-            <w:lang w:val="fr_FR" w:bidi="fr_FR"/>
-          </w:rPr>
-          <w:rPr>
-            <w:color w:val="0000EE"/>
-            <w:u w:val="single"/>
-          </w:rPr>
-          <w:t>Dt 7.1–2</w:t>
-        </w:r>
-      </w:hyperlink>
+      <w:r>
+        <w:rPr>
+          <w:lang w:val="fr_FR" w:bidi="fr_FR"/>
+        </w:rPr>
+        <w:t>Dt 7.1–2</w:t>
+      </w:r>
       <w:r>
         <w:rPr>
           <w:lang w:val="fr_FR" w:bidi="fr_FR"/>
         </w:rPr>
         <w:t>), mais les Israélites ne suivirent pas entièrement cet ordre (</w:t>
       </w:r>
-      <w:hyperlink r:id="rId40">
-        <w:r>
-          <w:rPr>
-            <w:lang w:val="fr_FR" w:bidi="fr_FR"/>
-          </w:rPr>
-          <w:rPr>
-            <w:color w:val="0000EE"/>
-            <w:u w:val="single"/>
-          </w:rPr>
-          <w:t>1R 9.20–21</w:t>
-        </w:r>
-      </w:hyperlink>
+      <w:r>
+        <w:rPr>
+          <w:lang w:val="fr_FR" w:bidi="fr_FR"/>
+        </w:rPr>
+        <w:t>1R 9.20–21</w:t>
+      </w:r>
       <w:r>
         <w:rPr>
           <w:lang w:val="fr_FR" w:bidi="fr_FR"/>
         </w:rPr>
         <w:t>). Certains Hétiens devinrent même d’éminents guerriers sous le règne de David (</w:t>
       </w:r>
-      <w:hyperlink r:id="rId41">
-        <w:r>
-          <w:rPr>
-            <w:lang w:val="fr_FR" w:bidi="fr_FR"/>
-          </w:rPr>
-          <w:rPr>
-            <w:color w:val="0000EE"/>
-            <w:u w:val="single"/>
-          </w:rPr>
-          <w:t>1S 26.6</w:t>
-        </w:r>
-      </w:hyperlink>
+      <w:r>
+        <w:rPr>
+          <w:lang w:val="fr_FR" w:bidi="fr_FR"/>
+        </w:rPr>
+        <w:t>1S 26.6</w:t>
+      </w:r>
       <w:r>
         <w:rPr>
           <w:lang w:val="fr_FR" w:bidi="fr_FR"/>
         </w:rPr>
         <w:t xml:space="preserve"> ; </w:t>
       </w:r>
-      <w:hyperlink r:id="rId42">
-        <w:r>
-          <w:rPr>
-            <w:lang w:val="fr_FR" w:bidi="fr_FR"/>
-          </w:rPr>
-          <w:rPr>
-            <w:color w:val="0000EE"/>
-            <w:u w:val="single"/>
-          </w:rPr>
-          <w:t>2S 11–12</w:t>
-        </w:r>
-      </w:hyperlink>
+      <w:r>
+        <w:rPr>
+          <w:lang w:val="fr_FR" w:bidi="fr_FR"/>
+        </w:rPr>
+        <w:t>2S 11–12</w:t>
+      </w:r>
       <w:r>
         <w:rPr>
           <w:lang w:val="fr_FR" w:bidi="fr_FR"/>
         </w:rPr>
         <w:t>), et Salomon commerça avec leurs rois (</w:t>
       </w:r>
-      <w:hyperlink r:id="rId43">
-        <w:r>
-          <w:rPr>
-            <w:lang w:val="fr_FR" w:bidi="fr_FR"/>
-          </w:rPr>
-          <w:rPr>
-            <w:color w:val="0000EE"/>
-            <w:u w:val="single"/>
-          </w:rPr>
-          <w:t>1R 10.29–11.1</w:t>
-        </w:r>
-      </w:hyperlink>
+      <w:r>
+        <w:rPr>
+          <w:lang w:val="fr_FR" w:bidi="fr_FR"/>
+        </w:rPr>
+        <w:t>1R 10.29–11.1</w:t>
+      </w:r>
       <w:r>
         <w:rPr>
           <w:lang w:val="fr_FR" w:bidi="fr_FR"/>
@@ -1591,126 +1375,84 @@
           <w:lang w:val="fr_FR" w:bidi="fr_FR"/>
         </w:rPr>
       </w:r>
-      <w:hyperlink r:id="rId44">
-        <w:r>
-          <w:rPr>
-            <w:lang w:val="fr_FR" w:bidi="fr_FR"/>
-          </w:rPr>
-          <w:rPr>
-            <w:color w:val="0000EE"/>
-            <w:u w:val="single"/>
-          </w:rPr>
-          <w:t>Gn 23.3–20</w:t>
-        </w:r>
-      </w:hyperlink>
+      <w:r>
+        <w:rPr>
+          <w:lang w:val="fr_FR" w:bidi="fr_FR"/>
+        </w:rPr>
+        <w:t>Gn 23.3–20</w:t>
+      </w:r>
       <w:r>
         <w:rPr>
           <w:lang w:val="fr_FR" w:bidi="fr_FR"/>
         </w:rPr>
         <w:t xml:space="preserve"> ; </w:t>
       </w:r>
-      <w:hyperlink r:id="rId45">
-        <w:r>
-          <w:rPr>
-            <w:lang w:val="fr_FR" w:bidi="fr_FR"/>
-          </w:rPr>
-          <w:rPr>
-            <w:color w:val="0000EE"/>
-            <w:u w:val="single"/>
-          </w:rPr>
-          <w:t>26.34–35</w:t>
-        </w:r>
-      </w:hyperlink>
+      <w:r>
+        <w:rPr>
+          <w:lang w:val="fr_FR" w:bidi="fr_FR"/>
+        </w:rPr>
+        <w:t>26.34–35</w:t>
+      </w:r>
       <w:r>
         <w:rPr>
           <w:lang w:val="fr_FR" w:bidi="fr_FR"/>
         </w:rPr>
         <w:t xml:space="preserve"> ; </w:t>
       </w:r>
-      <w:hyperlink r:id="rId46">
-        <w:r>
-          <w:rPr>
-            <w:lang w:val="fr_FR" w:bidi="fr_FR"/>
-          </w:rPr>
-          <w:rPr>
-            <w:color w:val="0000EE"/>
-            <w:u w:val="single"/>
-          </w:rPr>
-          <w:t>27.46–28.2</w:t>
-        </w:r>
-      </w:hyperlink>
+      <w:r>
+        <w:rPr>
+          <w:lang w:val="fr_FR" w:bidi="fr_FR"/>
+        </w:rPr>
+        <w:t>27.46–28.2</w:t>
+      </w:r>
       <w:r>
         <w:rPr>
           <w:lang w:val="fr_FR" w:bidi="fr_FR"/>
         </w:rPr>
         <w:t xml:space="preserve"> ; </w:t>
       </w:r>
-      <w:hyperlink r:id="rId47">
-        <w:r>
-          <w:rPr>
-            <w:lang w:val="fr_FR" w:bidi="fr_FR"/>
-          </w:rPr>
-          <w:rPr>
-            <w:color w:val="0000EE"/>
-            <w:u w:val="single"/>
-          </w:rPr>
-          <w:t>Dt 7.1</w:t>
-        </w:r>
-      </w:hyperlink>
+      <w:r>
+        <w:rPr>
+          <w:lang w:val="fr_FR" w:bidi="fr_FR"/>
+        </w:rPr>
+        <w:t>Dt 7.1</w:t>
+      </w:r>
       <w:r>
         <w:rPr>
           <w:lang w:val="fr_FR" w:bidi="fr_FR"/>
         </w:rPr>
         <w:t xml:space="preserve"> ; </w:t>
       </w:r>
-      <w:hyperlink r:id="rId41">
-        <w:r>
-          <w:rPr>
-            <w:lang w:val="fr_FR" w:bidi="fr_FR"/>
-          </w:rPr>
-          <w:rPr>
-            <w:color w:val="0000EE"/>
-            <w:u w:val="single"/>
-          </w:rPr>
-          <w:t>1S 26.6</w:t>
-        </w:r>
-      </w:hyperlink>
+      <w:r>
+        <w:rPr>
+          <w:lang w:val="fr_FR" w:bidi="fr_FR"/>
+        </w:rPr>
+        <w:t>1S 26.6</w:t>
+      </w:r>
       <w:r>
         <w:rPr>
           <w:lang w:val="fr_FR" w:bidi="fr_FR"/>
         </w:rPr>
         <w:t xml:space="preserve"> ; </w:t>
       </w:r>
-      <w:hyperlink r:id="rId48">
-        <w:r>
-          <w:rPr>
-            <w:lang w:val="fr_FR" w:bidi="fr_FR"/>
-          </w:rPr>
-          <w:rPr>
-            <w:color w:val="0000EE"/>
-            <w:u w:val="single"/>
-          </w:rPr>
-          <w:t>2S 11.2–27</w:t>
-        </w:r>
-      </w:hyperlink>
+      <w:r>
+        <w:rPr>
+          <w:lang w:val="fr_FR" w:bidi="fr_FR"/>
+        </w:rPr>
+        <w:t>2S 11.2–27</w:t>
+      </w:r>
       <w:r>
         <w:rPr>
           <w:lang w:val="fr_FR" w:bidi="fr_FR"/>
         </w:rPr>
         <w:t xml:space="preserve"> ; </w:t>
       </w:r>
-      <w:hyperlink r:id="rId49">
-        <w:r>
-          <w:rPr>
-            <w:lang w:val="fr_FR" w:bidi="fr_FR"/>
-          </w:rPr>
-          <w:rPr>
-            <w:color w:val="0000EE"/>
-            <w:u w:val="single"/>
-          </w:rPr>
-          <w:t>1R 9.20</w:t>
-        </w:r>
-      </w:hyperlink>
+      <w:r>
+        <w:rPr>
+          <w:lang w:val="fr_FR" w:bidi="fr_FR"/>
+        </w:rPr>
+        <w:t>1R 9.20</w:t>
+      </w:r>
       <w:r>
         <w:rPr>
           <w:lang w:val="fr_FR" w:bidi="fr_FR"/>
